--- a/Minimundo MER e MLR 01.docx
+++ b/Minimundo MER e MLR 01.docx
@@ -1182,52 +1182,112 @@
       </w:pPr>
       <w:r>
         <w:rPr>
-          <w:shd w:fill="auto" w:val="clear"/>
-        </w:rPr>
-        <w:t>O sistema registrará os procedimentos oferecidos e vinculará cada agendamento a um deles.</w:t>
-      </w:r>
-    </w:p>
-    <w:p>
-      <w:pPr>
-        <w:pStyle w:val="Corpodotexto"/>
-        <w:jc w:val="both"/>
-        <w:rPr/>
-      </w:pPr>
-      <w:r>
-        <w:rPr>
-          <w:rStyle w:val="DefaultParagraphFont"/>
-          <w:b/>
-          <w:shd w:fill="auto" w:val="clear"/>
-        </w:rPr>
-        <w:t>Tipos de Procedimento:</w:t>
-      </w:r>
-      <w:r>
-        <w:rPr>
-          <w:shd w:fill="auto" w:val="clear"/>
-        </w:rPr>
-        <w:t xml:space="preserve"> Os procedimentos oferecidos são: Sessão Normal, Massagem Tui Ná, Reflexologia Podal e Avaliação de Palmilha Ortopédica.</w:t>
-      </w:r>
-    </w:p>
-    <w:p>
-      <w:pPr>
-        <w:pStyle w:val="Corpodotexto"/>
-        <w:jc w:val="both"/>
-        <w:rPr/>
-      </w:pPr>
-      <w:r>
-        <w:rPr>
-          <w:rStyle w:val="DefaultParagraphFont"/>
-          <w:b/>
-          <w:shd w:fill="auto" w:val="clear"/>
-        </w:rPr>
-        <w:t>Primeira Sessão:</w:t>
-      </w:r>
-      <w:r>
-        <w:rPr>
           <w:rStyle w:val="DefaultParagraphFont"/>
           <w:shd w:fill="auto" w:val="clear"/>
         </w:rPr>
-        <w:t xml:space="preserve"> O sistema deve ser capaz de registrar o valor diferenciado para a primeira sessão de um cliente.</w:t>
+        <w:t>O sistema registrará os procedimentos oferecidos pela clínica e vinculará cada agendamento ao procedimento correspondente.</w:t>
+      </w:r>
+    </w:p>
+    <w:p>
+      <w:pPr>
+        <w:pStyle w:val="Corpodotexto"/>
+        <w:rPr>
+          <w:highlight w:val="none"/>
+          <w:shd w:fill="auto" w:val="clear"/>
+        </w:rPr>
+      </w:pPr>
+      <w:r>
+        <w:rPr/>
+        <w:t>Os procedimentos oferecidos são:</w:t>
+        <w:br/>
+        <w:br/>
+        <w:t xml:space="preserve">Sessão/Tratamento com Fábio, </w:t>
+      </w:r>
+      <w:r>
+        <w:rPr/>
+        <w:t xml:space="preserve">que </w:t>
+      </w:r>
+      <w:r>
+        <w:rPr>
+          <w:rStyle w:val="Nfaseforte"/>
+          <w:b w:val="false"/>
+          <w:bCs w:val="false"/>
+        </w:rPr>
+        <w:t>combina</w:t>
+      </w:r>
+      <w:r>
+        <w:rPr/>
+        <w:t xml:space="preserve"> técnicas </w:t>
+      </w:r>
+      <w:r>
+        <w:rPr/>
+        <w:t>de Acupuntura, Quiropraxia, New Seitai e Factal Cranial.</w:t>
+      </w:r>
+      <w:r>
+        <w:rPr/>
+        <w:br/>
+        <w:t>Massagem Tui Ná.</w:t>
+        <w:br/>
+        <w:t>Reflexologia Podal.</w:t>
+        <w:br/>
+        <w:t>Avaliação de Palmilha Ortopédica.</w:t>
+        <w:br/>
+        <w:br/>
+        <w:t>Profissionais e Procedimentos:</w:t>
+        <w:br/>
+        <w:br/>
+        <w:t>Cada profissional é responsável por procedimentos específicos:</w:t>
+        <w:br/>
+        <w:t xml:space="preserve">Profissional 1: Sessão/Tratamento com Fábio </w:t>
+      </w:r>
+      <w:r>
+        <w:rPr/>
+        <w:t>(que inclui acupuntura, quiropraxia, New Seitai e factal cranial)</w:t>
+      </w:r>
+      <w:r>
+        <w:rPr/>
+        <w:br/>
+        <w:t>Profissional 2: Massagem Tui Ná, Reflexologia Podal e Avaliação de Palmilha Ortopédica</w:t>
+        <w:br/>
+        <w:br/>
+        <w:t>Primeira Sessão:</w:t>
+        <w:br/>
+        <w:br/>
+        <w:t>O sistema deve permitir registrar um valor diferenciado para a primeira sessão de cada cliente.</w:t>
+        <w:br/>
+        <w:br/>
+        <w:t>Formas de Aquisição</w:t>
+        <w:br/>
+        <w:br/>
+        <w:t>Os procedimentos podem ser adquiridos de duas formas:</w:t>
+        <w:br/>
+        <w:br/>
+        <w:t>Sessão avulsa, paga individualmente.</w:t>
+        <w:br/>
+        <w:t>Pacotes, conforme opções abaixo:</w:t>
+        <w:br/>
+        <w:br/>
+        <w:t>Pacotes de sessões com Fábio: opções de 4 ou 5 sessões.</w:t>
+        <w:br/>
+        <w:br/>
+      </w:r>
+      <w:r>
+        <w:rPr>
+          <w:shd w:fill="FFFF00" w:val="clear"/>
+        </w:rPr>
+        <w:t>Pacote de Massagem Tui Ná ou Reflexologia Podal: pacote de 5 sessões, permitindo ao paciente escolher qual dos dois procedimentos será realizado no momento do agendamento.</w:t>
+      </w:r>
+    </w:p>
+    <w:p>
+      <w:pPr>
+        <w:pStyle w:val="Corpodotexto"/>
+        <w:rPr>
+          <w:highlight w:val="none"/>
+          <w:shd w:fill="auto" w:val="clear"/>
+        </w:rPr>
+      </w:pPr>
+      <w:r>
+        <w:rPr/>
       </w:r>
     </w:p>
     <w:p>
@@ -2472,7 +2532,7 @@
       </w:pPr>
       <w:r>
         <w:drawing>
-          <wp:anchor behindDoc="0" distT="0" distB="0" distL="0" distR="0" simplePos="0" locked="0" layoutInCell="0" allowOverlap="1" relativeHeight="3">
+          <wp:anchor behindDoc="0" distT="0" distB="0" distL="0" distR="0" simplePos="0" locked="0" layoutInCell="0" allowOverlap="1" relativeHeight="2">
             <wp:simplePos x="0" y="0"/>
             <wp:positionH relativeFrom="column">
               <wp:align>center</wp:align>
@@ -2845,541 +2905,354 @@
     </w:p>
     <w:p>
       <w:pPr>
-        <w:pStyle w:val="Corpodotexto"/>
-        <w:rPr>
-          <w:b/>
-          <w:b/>
-          <w:bCs/>
-        </w:rPr>
-      </w:pPr>
-      <w:bookmarkStart w:id="0" w:name="docs-internal-guid-616e2bf5-7fff-003e-f0"/>
-      <w:bookmarkEnd w:id="0"/>
-      <w:r>
-        <w:rPr>
-          <w:b/>
-          <w:bCs/>
-          <w:sz w:val="22"/>
-        </w:rPr>
+        <w:pStyle w:val="Ttulo3"/>
+        <w:numPr>
+          <w:ilvl w:val="2"/>
+          <w:numId w:val="1"/>
+        </w:numPr>
+        <w:rPr>
+          <w:b/>
+          <w:b/>
+          <w:bCs/>
+        </w:rPr>
+      </w:pPr>
+      <w:r>
+        <w:rPr>
+          <w:b/>
+          <w:bCs/>
+        </w:rPr>
+      </w:r>
+    </w:p>
+    <w:p>
+      <w:pPr>
+        <w:pStyle w:val="Corpodotexto"/>
+        <w:rPr>
+          <w:b/>
+          <w:b/>
+          <w:bCs/>
+        </w:rPr>
+      </w:pPr>
+      <w:r>
+        <w:rPr/>
         <w:t>Cliente(</w:t>
       </w:r>
       <w:r>
         <w:rPr>
-          <w:b/>
-          <w:bCs/>
-          <w:sz w:val="22"/>
-          <w:u w:val="single"/>
+          <w:rStyle w:val="Strong"/>
         </w:rPr>
         <w:t>CPF</w:t>
       </w:r>
       <w:r>
-        <w:rPr>
-          <w:b/>
-          <w:bCs/>
-          <w:sz w:val="22"/>
-        </w:rPr>
-        <w:t>(nn),Nome, Dt_Nasc, Sexo, Profissão, Email, telefone, endereço, CEP)</w:t>
-      </w:r>
-    </w:p>
-    <w:p>
-      <w:pPr>
-        <w:pStyle w:val="Corpodotexto"/>
-        <w:rPr>
-          <w:sz w:val="22"/>
-        </w:rPr>
-      </w:pPr>
-      <w:r>
-        <w:rPr>
-          <w:sz w:val="22"/>
-        </w:rPr>
-      </w:r>
-    </w:p>
-    <w:p>
-      <w:pPr>
-        <w:pStyle w:val="Corpodotexto"/>
-        <w:spacing w:lineRule="auto" w:line="331" w:before="0" w:after="0"/>
-        <w:rPr>
-          <w:b/>
-          <w:b/>
-          <w:bCs/>
-        </w:rPr>
-      </w:pPr>
-      <w:r>
-        <w:rPr>
-          <w:b/>
-          <w:bCs/>
-          <w:sz w:val="22"/>
-        </w:rPr>
-        <w:t xml:space="preserve">Serviço( Data_aquisição, valor, forma_pagamento, data_pagamento, stauts_pagamento, </w:t>
-      </w:r>
-      <w:r>
-        <w:rPr>
-          <w:b/>
-          <w:bCs/>
-          <w:sz w:val="22"/>
-          <w:u w:val="single"/>
-        </w:rPr>
-        <w:t>cod_pacote</w:t>
-      </w:r>
-      <w:r>
-        <w:rPr>
-          <w:b/>
-          <w:bCs/>
-          <w:sz w:val="22"/>
-        </w:rPr>
-        <w:t xml:space="preserve">, </w:t>
-      </w:r>
-      <w:r>
-        <w:rPr>
-          <w:b/>
-          <w:bCs/>
-          <w:sz w:val="22"/>
-          <w:u w:val="single"/>
-        </w:rPr>
-        <w:t>cod_Procedimento</w:t>
-      </w:r>
-      <w:r>
-        <w:rPr>
-          <w:b/>
-          <w:bCs/>
-          <w:sz w:val="22"/>
-        </w:rPr>
-        <w:t xml:space="preserve">, </w:t>
-      </w:r>
-      <w:r>
-        <w:rPr>
-          <w:b/>
-          <w:bCs/>
-          <w:sz w:val="22"/>
-          <w:u w:val="single"/>
-        </w:rPr>
-        <w:t>C_CPF</w:t>
-      </w:r>
-      <w:r>
-        <w:rPr>
-          <w:b/>
-          <w:bCs/>
-          <w:sz w:val="22"/>
-        </w:rPr>
-        <w:t>)</w:t>
-      </w:r>
-    </w:p>
-    <w:p>
-      <w:pPr>
-        <w:pStyle w:val="Corpodotexto"/>
-        <w:spacing w:lineRule="auto" w:line="331" w:before="0" w:after="0"/>
-        <w:rPr>
-          <w:b/>
-          <w:b/>
-          <w:bCs/>
-          <w:sz w:val="22"/>
-        </w:rPr>
-      </w:pPr>
-      <w:r>
-        <w:rPr>
-          <w:b/>
-          <w:bCs/>
-          <w:sz w:val="22"/>
-        </w:rPr>
-        <w:t>Serviço[cod_pacote] -&gt; Pacote[id_pacote]</w:t>
-      </w:r>
-    </w:p>
-    <w:p>
-      <w:pPr>
-        <w:pStyle w:val="Corpodotexto"/>
-        <w:spacing w:lineRule="auto" w:line="331" w:before="0" w:after="0"/>
-        <w:rPr>
-          <w:b/>
-          <w:b/>
-          <w:bCs/>
-          <w:sz w:val="22"/>
-        </w:rPr>
-      </w:pPr>
-      <w:r>
-        <w:rPr>
-          <w:b/>
-          <w:bCs/>
-          <w:sz w:val="22"/>
-        </w:rPr>
-        <w:t>Serviço[cod_procedimento] -&gt; Procedimento[Id_Procedimento]</w:t>
-      </w:r>
-    </w:p>
-    <w:p>
-      <w:pPr>
-        <w:pStyle w:val="Corpodotexto"/>
-        <w:spacing w:lineRule="auto" w:line="331" w:before="0" w:after="0"/>
-        <w:rPr>
-          <w:b/>
-          <w:b/>
-          <w:bCs/>
-          <w:sz w:val="22"/>
-        </w:rPr>
-      </w:pPr>
-      <w:r>
-        <w:rPr>
-          <w:b/>
-          <w:bCs/>
-          <w:sz w:val="22"/>
-        </w:rPr>
-        <w:t>Serviço[C_CPF] -&gt; Clientes[CPF]</w:t>
-      </w:r>
-    </w:p>
-    <w:p>
-      <w:pPr>
-        <w:pStyle w:val="Corpodotexto"/>
-        <w:rPr>
-          <w:b/>
-          <w:b/>
-          <w:bCs/>
-        </w:rPr>
-      </w:pPr>
-      <w:r>
-        <w:rPr>
-          <w:b/>
-          <w:bCs/>
-        </w:rPr>
-      </w:r>
-    </w:p>
-    <w:p>
-      <w:pPr>
-        <w:pStyle w:val="Corpodotexto"/>
-        <w:spacing w:lineRule="auto" w:line="331" w:before="0" w:after="0"/>
-        <w:rPr>
-          <w:b/>
-          <w:b/>
-          <w:bCs/>
-        </w:rPr>
-      </w:pPr>
-      <w:r>
-        <w:rPr>
-          <w:b/>
-          <w:bCs/>
-          <w:sz w:val="22"/>
-        </w:rPr>
+        <w:rPr/>
+        <w:t>, nome, dt_nasc, sexo, profissao, email, telefone, endereco, CEP)</w:t>
+      </w:r>
+    </w:p>
+    <w:p>
+      <w:pPr>
+        <w:pStyle w:val="Corpodotexto"/>
+        <w:rPr>
+          <w:b/>
+          <w:b/>
+          <w:bCs/>
+        </w:rPr>
+      </w:pPr>
+      <w:r>
+        <w:rPr>
+          <w:b/>
+          <w:bCs/>
+        </w:rPr>
+      </w:r>
+    </w:p>
+    <w:p>
+      <w:pPr>
+        <w:pStyle w:val="Corpodotexto"/>
+        <w:rPr>
+          <w:b/>
+          <w:b/>
+          <w:bCs/>
+        </w:rPr>
+      </w:pPr>
+      <w:r>
+        <w:rPr/>
+        <w:t>Aquisicao(</w:t>
+      </w:r>
+      <w:r>
+        <w:rPr>
+          <w:rStyle w:val="Strong"/>
+        </w:rPr>
+        <w:t>id_aquisicao</w:t>
+      </w:r>
+      <w:r>
+        <w:rPr/>
+        <w:t>, data_aquisicao, valor, forma_pagamento, data_pagamento, status_pagamento, C_CPF)</w:t>
+        <w:br/>
+        <w:t>Aquisicao[C_CPF] → Cliente[CPF]</w:t>
+      </w:r>
+    </w:p>
+    <w:p>
+      <w:pPr>
+        <w:pStyle w:val="Corpodotexto"/>
+        <w:rPr>
+          <w:b/>
+          <w:b/>
+          <w:bCs/>
+        </w:rPr>
+      </w:pPr>
+      <w:r>
+        <w:rPr>
+          <w:b/>
+          <w:bCs/>
+        </w:rPr>
+      </w:r>
+    </w:p>
+    <w:p>
+      <w:pPr>
+        <w:pStyle w:val="Corpodotexto"/>
+        <w:rPr>
+          <w:b/>
+          <w:b/>
+          <w:bCs/>
+        </w:rPr>
+      </w:pPr>
+      <w:r>
+        <w:rPr/>
+        <w:t>Servico(</w:t>
+      </w:r>
+      <w:r>
+        <w:rPr>
+          <w:rStyle w:val="Strong"/>
+        </w:rPr>
+        <w:t>cod_servico</w:t>
+      </w:r>
+      <w:r>
+        <w:rPr/>
+        <w:t>, nome)</w:t>
+      </w:r>
+    </w:p>
+    <w:p>
+      <w:pPr>
+        <w:pStyle w:val="Corpodotexto"/>
+        <w:rPr>
+          <w:b/>
+          <w:b/>
+          <w:bCs/>
+        </w:rPr>
+      </w:pPr>
+      <w:r>
+        <w:rPr>
+          <w:b/>
+          <w:bCs/>
+        </w:rPr>
+      </w:r>
+    </w:p>
+    <w:p>
+      <w:pPr>
+        <w:pStyle w:val="Corpodotexto"/>
+        <w:rPr>
+          <w:b/>
+          <w:b/>
+          <w:bCs/>
+        </w:rPr>
+      </w:pPr>
+      <w:r>
+        <w:rPr/>
+        <w:t>Procedimento(</w:t>
+      </w:r>
+      <w:r>
+        <w:rPr>
+          <w:rStyle w:val="Strong"/>
+        </w:rPr>
+        <w:t>id_procedimento</w:t>
+      </w:r>
+      <w:r>
+        <w:rPr/>
+        <w:t>, valor_padrao, valor_primeira_sessao, cod_servico_tipo, paciente_C_CPF)</w:t>
+      </w:r>
+    </w:p>
+    <w:p>
+      <w:pPr>
+        <w:pStyle w:val="Corpodotexto"/>
+        <w:rPr>
+          <w:b/>
+          <w:b/>
+          <w:bCs/>
+        </w:rPr>
+      </w:pPr>
+      <w:r>
+        <w:rPr/>
+        <w:t>Procedimento[cod_servico_tipo] → Servico[cod_servico]</w:t>
+        <w:br/>
+        <w:t>Procedimento[paciente_C_CPF] → Cliente[CPF]</w:t>
+      </w:r>
+    </w:p>
+    <w:p>
+      <w:pPr>
+        <w:pStyle w:val="Corpodotexto"/>
+        <w:rPr>
+          <w:b/>
+          <w:b/>
+          <w:bCs/>
+        </w:rPr>
+      </w:pPr>
+      <w:r>
+        <w:rPr>
+          <w:b/>
+          <w:bCs/>
+        </w:rPr>
+      </w:r>
+    </w:p>
+    <w:p>
+      <w:pPr>
+        <w:pStyle w:val="Corpodotexto"/>
+        <w:rPr>
+          <w:b/>
+          <w:b/>
+          <w:bCs/>
+        </w:rPr>
+      </w:pPr>
+      <w:r>
+        <w:rPr/>
+        <w:t>Profissional(</w:t>
+      </w:r>
+      <w:r>
+        <w:rPr>
+          <w:rStyle w:val="Strong"/>
+        </w:rPr>
+        <w:t>id_profissional</w:t>
+      </w:r>
+      <w:r>
+        <w:rPr/>
+        <w:t>, prof_CPF, nome, percentual_de_comissao)</w:t>
+      </w:r>
+    </w:p>
+    <w:p>
+      <w:pPr>
+        <w:pStyle w:val="Corpodotexto"/>
+        <w:rPr>
+          <w:b/>
+          <w:b/>
+          <w:bCs/>
+        </w:rPr>
+      </w:pPr>
+      <w:r>
+        <w:rPr>
+          <w:b/>
+          <w:bCs/>
+        </w:rPr>
+      </w:r>
+    </w:p>
+    <w:p>
+      <w:pPr>
+        <w:pStyle w:val="Corpodotexto"/>
+        <w:rPr>
+          <w:b/>
+          <w:b/>
+          <w:bCs/>
+        </w:rPr>
+      </w:pPr>
+      <w:r>
+        <w:rPr/>
         <w:t>Pacote(</w:t>
       </w:r>
       <w:r>
         <w:rPr>
-          <w:b/>
-          <w:bCs/>
-          <w:sz w:val="22"/>
-          <w:u w:val="single"/>
-        </w:rPr>
-        <w:t>Id_pacote</w:t>
-      </w:r>
-      <w:r>
-        <w:rPr>
-          <w:b/>
-          <w:bCs/>
-          <w:sz w:val="22"/>
-        </w:rPr>
-        <w:t>, nome, valor_total, quantidade_de_sessoes, status_pct, comprador, tipos_procedimentos)</w:t>
-      </w:r>
-    </w:p>
-    <w:p>
-      <w:pPr>
-        <w:pStyle w:val="Corpodotexto"/>
-        <w:spacing w:lineRule="auto" w:line="331" w:before="0" w:after="0"/>
-        <w:rPr>
-          <w:b/>
-          <w:b/>
-          <w:bCs/>
-          <w:sz w:val="22"/>
-        </w:rPr>
-      </w:pPr>
-      <w:r>
-        <w:rPr>
-          <w:b/>
-          <w:bCs/>
-          <w:sz w:val="22"/>
-        </w:rPr>
-        <w:t>Pacote[Comprador]-&gt;Serviço[C_CPF]</w:t>
-      </w:r>
-    </w:p>
-    <w:p>
-      <w:pPr>
-        <w:pStyle w:val="Corpodotexto"/>
-        <w:spacing w:lineRule="auto" w:line="331" w:before="0" w:after="0"/>
-        <w:rPr>
-          <w:b/>
-          <w:b/>
-          <w:bCs/>
-          <w:sz w:val="22"/>
-        </w:rPr>
-      </w:pPr>
-      <w:r>
-        <w:rPr>
-          <w:b/>
-          <w:bCs/>
-          <w:sz w:val="22"/>
-        </w:rPr>
-        <w:t>Pacote[tipos_procedimento] -&gt; Procedimento[id_Procedimento]</w:t>
-      </w:r>
-    </w:p>
-    <w:p>
-      <w:pPr>
-        <w:pStyle w:val="Corpodotexto"/>
-        <w:rPr>
-          <w:b/>
-          <w:b/>
-          <w:bCs/>
-        </w:rPr>
-      </w:pPr>
-      <w:r>
-        <w:rPr>
-          <w:b/>
-          <w:bCs/>
-        </w:rPr>
-      </w:r>
-    </w:p>
-    <w:p>
-      <w:pPr>
-        <w:pStyle w:val="Corpodotexto"/>
-        <w:spacing w:lineRule="auto" w:line="331" w:before="0" w:after="0"/>
-        <w:rPr>
-          <w:b/>
-          <w:b/>
-          <w:bCs/>
-        </w:rPr>
-      </w:pPr>
-      <w:r>
-        <w:rPr>
-          <w:b/>
-          <w:bCs/>
-          <w:sz w:val="22"/>
-        </w:rPr>
-        <w:t>Procedimento(</w:t>
-      </w:r>
-      <w:r>
-        <w:rPr>
-          <w:b/>
-          <w:bCs/>
-          <w:sz w:val="22"/>
-          <w:u w:val="single"/>
-        </w:rPr>
-        <w:t>Id_Procedimento</w:t>
-      </w:r>
-      <w:r>
-        <w:rPr>
-          <w:b/>
-          <w:bCs/>
-          <w:sz w:val="22"/>
-        </w:rPr>
-        <w:t xml:space="preserve">(nn), valor_padrão, valor_primeira_sessão, nome, </w:t>
-      </w:r>
-      <w:r>
-        <w:rPr>
-          <w:b/>
-          <w:bCs/>
-          <w:sz w:val="22"/>
-          <w:u w:val="single"/>
-        </w:rPr>
-        <w:t>paciente</w:t>
-      </w:r>
-      <w:r>
-        <w:rPr>
-          <w:b/>
-          <w:bCs/>
-          <w:sz w:val="22"/>
-        </w:rPr>
-        <w:t>)</w:t>
-      </w:r>
-    </w:p>
-    <w:p>
-      <w:pPr>
-        <w:pStyle w:val="Corpodotexto"/>
-        <w:spacing w:lineRule="auto" w:line="331" w:before="0" w:after="0"/>
-        <w:rPr>
-          <w:b/>
-          <w:b/>
-          <w:bCs/>
-          <w:sz w:val="22"/>
-        </w:rPr>
-      </w:pPr>
-      <w:r>
-        <w:rPr>
-          <w:b/>
-          <w:bCs/>
-          <w:sz w:val="22"/>
-        </w:rPr>
-        <w:t>Procedimento[paciente] -&gt; Serviço[C_CPF]</w:t>
-      </w:r>
-    </w:p>
-    <w:p>
-      <w:pPr>
-        <w:pStyle w:val="Corpodotexto"/>
-        <w:rPr>
-          <w:b/>
-          <w:b/>
-          <w:bCs/>
-        </w:rPr>
-      </w:pPr>
-      <w:r>
-        <w:rPr>
-          <w:b/>
-          <w:bCs/>
-        </w:rPr>
-      </w:r>
-    </w:p>
-    <w:p>
-      <w:pPr>
-        <w:pStyle w:val="Corpodotexto"/>
-        <w:spacing w:lineRule="auto" w:line="331" w:before="0" w:after="0"/>
-        <w:rPr>
-          <w:b/>
-          <w:b/>
-          <w:bCs/>
-        </w:rPr>
-      </w:pPr>
-      <w:r>
-        <w:rPr>
-          <w:b/>
-          <w:bCs/>
-          <w:sz w:val="22"/>
-        </w:rPr>
-        <w:t>Profissional(</w:t>
-      </w:r>
-      <w:r>
-        <w:rPr>
-          <w:b/>
-          <w:bCs/>
-          <w:sz w:val="22"/>
-          <w:u w:val="single"/>
-        </w:rPr>
-        <w:t>Id_profissional</w:t>
-      </w:r>
-      <w:r>
-        <w:rPr>
-          <w:b/>
-          <w:bCs/>
-          <w:sz w:val="22"/>
-        </w:rPr>
-        <w:t xml:space="preserve">(nn), </w:t>
-      </w:r>
-      <w:r>
-        <w:rPr>
-          <w:b/>
-          <w:bCs/>
-          <w:sz w:val="22"/>
-          <w:u w:val="single"/>
-        </w:rPr>
-        <w:t>Prof_CPF</w:t>
-      </w:r>
-      <w:r>
-        <w:rPr>
-          <w:b/>
-          <w:bCs/>
-          <w:sz w:val="22"/>
-        </w:rPr>
-        <w:t>(nn), nome, percentual_de_comissão)</w:t>
-      </w:r>
-    </w:p>
-    <w:p>
-      <w:pPr>
-        <w:pStyle w:val="Corpodotexto"/>
-        <w:rPr>
-          <w:b/>
-          <w:b/>
-          <w:bCs/>
-        </w:rPr>
-      </w:pPr>
-      <w:r>
-        <w:rPr>
-          <w:b/>
-          <w:bCs/>
-        </w:rPr>
-      </w:r>
-    </w:p>
-    <w:p>
-      <w:pPr>
-        <w:pStyle w:val="Corpodotexto"/>
-        <w:spacing w:lineRule="auto" w:line="331" w:before="0" w:after="0"/>
-        <w:rPr>
-          <w:b/>
-          <w:b/>
-          <w:bCs/>
-        </w:rPr>
-      </w:pPr>
-      <w:r>
-        <w:rPr>
-          <w:b/>
-          <w:bCs/>
-          <w:sz w:val="22"/>
-        </w:rPr>
+          <w:rStyle w:val="Strong"/>
+        </w:rPr>
+        <w:t>id_pacote</w:t>
+      </w:r>
+      <w:r>
+        <w:rPr/>
+        <w:t>, nome, valor_total, quantidade_de_sessoes, status_pct, comprador_aquisicao_id, tipos_procedimentos_id, cod_servico_pacote)</w:t>
+      </w:r>
+    </w:p>
+    <w:p>
+      <w:pPr>
+        <w:pStyle w:val="Corpodotexto"/>
+        <w:rPr>
+          <w:b/>
+          <w:b/>
+          <w:bCs/>
+        </w:rPr>
+      </w:pPr>
+      <w:r>
+        <w:rPr/>
+        <w:t>Pacote[comprador_aquisicao_id] → Aquisicao[id_aquisicao]</w:t>
+        <w:br/>
+        <w:t>Pacote[tipos_procedimentos_id] → Procedimento[id_procedimento]</w:t>
+        <w:br/>
+        <w:t>Pacote[cod_servico_pacote] → Servico[cod_servico]</w:t>
+      </w:r>
+    </w:p>
+    <w:p>
+      <w:pPr>
+        <w:pStyle w:val="Corpodotexto"/>
+        <w:rPr>
+          <w:b/>
+          <w:b/>
+          <w:bCs/>
+        </w:rPr>
+      </w:pPr>
+      <w:r>
+        <w:rPr>
+          <w:b/>
+          <w:bCs/>
+        </w:rPr>
+      </w:r>
+    </w:p>
+    <w:p>
+      <w:pPr>
+        <w:pStyle w:val="Corpodotexto"/>
+        <w:rPr>
+          <w:b/>
+          <w:b/>
+          <w:bCs/>
+        </w:rPr>
+      </w:pPr>
+      <w:r>
+        <w:rPr/>
         <w:t>Atendimento(</w:t>
       </w:r>
       <w:r>
         <w:rPr>
-          <w:b/>
-          <w:bCs/>
-          <w:sz w:val="22"/>
-          <w:u w:val="single"/>
-        </w:rPr>
-        <w:t>Id_agendamento</w:t>
-      </w:r>
-      <w:r>
-        <w:rPr>
-          <w:b/>
-          <w:bCs/>
-          <w:sz w:val="22"/>
-        </w:rPr>
-        <w:t xml:space="preserve">, data_hora, </w:t>
-      </w:r>
-      <w:r>
-        <w:rPr>
-          <w:b/>
-          <w:bCs/>
-          <w:sz w:val="22"/>
-          <w:u w:val="single"/>
-        </w:rPr>
-        <w:t>CPF_cliente</w:t>
-      </w:r>
-      <w:r>
-        <w:rPr>
-          <w:b/>
-          <w:bCs/>
-          <w:sz w:val="22"/>
-        </w:rPr>
-        <w:t>, feito_por)</w:t>
-      </w:r>
-    </w:p>
-    <w:p>
-      <w:pPr>
-        <w:pStyle w:val="Corpodotexto"/>
-        <w:spacing w:lineRule="auto" w:line="331" w:before="0" w:after="0"/>
-        <w:rPr>
-          <w:b/>
-          <w:b/>
-          <w:bCs/>
-          <w:sz w:val="22"/>
-        </w:rPr>
-      </w:pPr>
-      <w:r>
-        <w:rPr>
-          <w:b/>
-          <w:bCs/>
-          <w:sz w:val="22"/>
-        </w:rPr>
-        <w:t>Atendimento[CPF_cliente] -&gt; procedimento[paciente]</w:t>
-      </w:r>
-    </w:p>
-    <w:p>
-      <w:pPr>
-        <w:pStyle w:val="Corpodotexto"/>
-        <w:spacing w:lineRule="auto" w:line="331" w:before="0" w:after="0"/>
-        <w:rPr>
-          <w:b/>
-          <w:b/>
-          <w:bCs/>
-          <w:sz w:val="22"/>
-        </w:rPr>
-      </w:pPr>
-      <w:r>
-        <w:rPr>
-          <w:b/>
-          <w:bCs/>
-          <w:sz w:val="22"/>
-        </w:rPr>
-        <w:t>Atendimento[Feito_por] -&gt; Profissional[Id_profissional]</w:t>
+          <w:rStyle w:val="Strong"/>
+        </w:rPr>
+        <w:t>id_agendamento</w:t>
+      </w:r>
+      <w:r>
+        <w:rPr/>
+        <w:t>, data_hora, CPF_cliente, feito_por_id_profissional)</w:t>
+      </w:r>
+    </w:p>
+    <w:p>
+      <w:pPr>
+        <w:pStyle w:val="Corpodotexto"/>
+        <w:rPr>
+          <w:b/>
+          <w:b/>
+          <w:bCs/>
+        </w:rPr>
+      </w:pPr>
+      <w:r>
+        <w:rPr/>
+        <w:t>Atendimento[CPF_cliente] → Cliente[CPF]</w:t>
+        <w:br/>
+        <w:t>Atendimento[feito_por_id_profissional] → Profissional[id_profissional]</w:t>
+      </w:r>
+    </w:p>
+    <w:p>
+      <w:pPr>
+        <w:pStyle w:val="Corpodotexto"/>
+        <w:rPr>
+          <w:b/>
+          <w:b/>
+          <w:bCs/>
+        </w:rPr>
+      </w:pPr>
+      <w:r>
+        <w:rPr>
+          <w:b/>
+          <w:bCs/>
+        </w:rPr>
       </w:r>
     </w:p>
     <w:p>
@@ -3472,12 +3345,23 @@
         </w:rPr>
       </w:pPr>
       <w:r>
-        <w:rPr/>
+        <w:rPr>
+          <w:b w:val="false"/>
+          <w:bCs w:val="false"/>
+        </w:rPr>
         <w:drawing>
-          <wp:inline distT="0" distB="0" distL="0" distR="0">
-            <wp:extent cx="6120130" cy="5135880"/>
+          <wp:anchor behindDoc="0" distT="0" distB="0" distL="0" distR="0" simplePos="0" locked="0" layoutInCell="0" allowOverlap="1" relativeHeight="3">
+            <wp:simplePos x="0" y="0"/>
+            <wp:positionH relativeFrom="column">
+              <wp:align>center</wp:align>
+            </wp:positionH>
+            <wp:positionV relativeFrom="paragraph">
+              <wp:posOffset>635</wp:posOffset>
+            </wp:positionV>
+            <wp:extent cx="6120130" cy="4756785"/>
             <wp:effectExtent l="0" t="0" r="0" b="0"/>
-            <wp:docPr id="2" name="Picture 2" descr="A diagram of a company&#10;&#10;AI-generated content may be incorrect."/>
+            <wp:wrapSquare wrapText="largest"/>
+            <wp:docPr id="2" name="Figura2" descr=""/>
             <wp:cNvGraphicFramePr>
               <a:graphicFrameLocks xmlns:a="http://schemas.openxmlformats.org/drawingml/2006/main" noChangeAspect="1"/>
             </wp:cNvGraphicFramePr>
@@ -3485,7 +3369,7 @@
               <a:graphicData uri="http://schemas.openxmlformats.org/drawingml/2006/picture">
                 <pic:pic xmlns:pic="http://schemas.openxmlformats.org/drawingml/2006/picture">
                   <pic:nvPicPr>
-                    <pic:cNvPr id="2" name="Picture 2" descr="A diagram of a company&#10;&#10;AI-generated content may be incorrect."/>
+                    <pic:cNvPr id="2" name="Figura2" descr=""/>
                     <pic:cNvPicPr>
                       <a:picLocks noChangeAspect="1" noChangeArrowheads="1"/>
                     </pic:cNvPicPr>
@@ -3499,7 +3383,7 @@
                   <pic:spPr bwMode="auto">
                     <a:xfrm>
                       <a:off x="0" y="0"/>
-                      <a:ext cx="6120130" cy="5135880"/>
+                      <a:ext cx="6120130" cy="4756785"/>
                     </a:xfrm>
                     <a:prstGeom prst="rect">
                       <a:avLst/>
@@ -3508,7 +3392,7 @@
                 </pic:pic>
               </a:graphicData>
             </a:graphic>
-          </wp:inline>
+          </wp:anchor>
         </w:drawing>
       </w:r>
     </w:p>
@@ -4089,6 +3973,22 @@
     </w:rPr>
   </w:style>
   <w:style w:type="character" w:styleId="Strong">
+    <w:name w:val="Strong"/>
+    <w:qFormat/>
+    <w:rPr>
+      <w:b/>
+      <w:bCs/>
+    </w:rPr>
+  </w:style>
+  <w:style w:type="character" w:styleId="Nfase">
+    <w:name w:val="Emphasis"/>
+    <w:qFormat/>
+    <w:rPr>
+      <w:i/>
+      <w:iCs/>
+    </w:rPr>
+  </w:style>
+  <w:style w:type="character" w:styleId="Nfaseforte">
     <w:name w:val="Strong"/>
     <w:qFormat/>
     <w:rPr>
